--- a/organic-chemistry/word-docs/Ch06_Chemical_Reactivity_and_Mechanisms_Questions.docx
+++ b/organic-chemistry/word-docs/Ch06_Chemical_Reactivity_and_Mechanisms_Questions.docx
@@ -5214,14 +5214,7 @@
           <w:tcPr>
             <w:tcW w:type="dxa" w:w="4824"/>
           </w:tcPr>
-          <w:p>
-            <w:r>
-              <w:rPr>
-                <w:b/>
-              </w:rPr>
-              <w:t>A)</w:t>
-            </w:r>
-          </w:p>
+          <w:p/>
           <w:p>
             <w:r>
               <w:drawing>
@@ -5263,14 +5256,7 @@
           <w:tcPr>
             <w:tcW w:type="dxa" w:w="4824"/>
           </w:tcPr>
-          <w:p>
-            <w:r>
-              <w:rPr>
-                <w:b/>
-              </w:rPr>
-              <w:t>B)</w:t>
-            </w:r>
-          </w:p>
+          <w:p/>
           <w:p>
             <w:r>
               <w:drawing>
@@ -5314,14 +5300,7 @@
           <w:tcPr>
             <w:tcW w:type="dxa" w:w="4824"/>
           </w:tcPr>
-          <w:p>
-            <w:r>
-              <w:rPr>
-                <w:b/>
-              </w:rPr>
-              <w:t>C)</w:t>
-            </w:r>
-          </w:p>
+          <w:p/>
           <w:p>
             <w:r>
               <w:drawing>
@@ -5363,14 +5342,7 @@
           <w:tcPr>
             <w:tcW w:type="dxa" w:w="4824"/>
           </w:tcPr>
-          <w:p>
-            <w:r>
-              <w:rPr>
-                <w:b/>
-              </w:rPr>
-              <w:t>D)</w:t>
-            </w:r>
-          </w:p>
+          <w:p/>
           <w:p>
             <w:r>
               <w:drawing>
